--- a/Practical-9,10,11,12/Practical_10.docx
+++ b/Practical-9,10,11,12/Practical_10.docx
@@ -262,19 +262,11 @@
         </w:rPr>
       </w:pPr>
       <w:r>
-        <w:rPr>
-          <w:rFonts w:hint="default" w:ascii="Times New Roman" w:hAnsi="Times New Roman" w:eastAsia="Times New Roman" w:cs="Times New Roman"/>
-          <w:b/>
-          <w:bCs/>
-          <w:sz w:val="28"/>
-          <w:szCs w:val="28"/>
-          <w:lang w:val="en-IN"/>
-        </w:rPr>
         <w:drawing>
           <wp:inline distT="0" distB="0" distL="114300" distR="114300">
-            <wp:extent cx="5721985" cy="2642235"/>
-            <wp:effectExtent l="0" t="0" r="8255" b="9525"/>
-            <wp:docPr id="1" name="Picture 1" descr="Screenshot 2026-10-13 024438"/>
+            <wp:extent cx="3870960" cy="3084830"/>
+            <wp:effectExtent l="0" t="0" r="0" b="8890"/>
+            <wp:docPr id="7" name="Picture 3"/>
             <wp:cNvGraphicFramePr>
               <a:graphicFrameLocks xmlns:a="http://schemas.openxmlformats.org/drawingml/2006/main" noChangeAspect="1"/>
             </wp:cNvGraphicFramePr>
@@ -282,7 +274,7 @@
               <a:graphicData uri="http://schemas.openxmlformats.org/drawingml/2006/picture">
                 <pic:pic xmlns:pic="http://schemas.openxmlformats.org/drawingml/2006/picture">
                   <pic:nvPicPr>
-                    <pic:cNvPr id="1" name="Picture 1" descr="Screenshot 2026-10-13 024438"/>
+                    <pic:cNvPr id="7" name="Picture 3"/>
                     <pic:cNvPicPr>
                       <a:picLocks noChangeAspect="1"/>
                     </pic:cNvPicPr>
@@ -296,51 +288,7 @@
                   <pic:spPr>
                     <a:xfrm>
                       <a:off x="0" y="0"/>
-                      <a:ext cx="5721985" cy="2642235"/>
-                    </a:xfrm>
-                    <a:prstGeom prst="rect">
-                      <a:avLst/>
-                    </a:prstGeom>
-                  </pic:spPr>
-                </pic:pic>
-              </a:graphicData>
-            </a:graphic>
-          </wp:inline>
-        </w:drawing>
-      </w:r>
-    </w:p>
-    <w:p>
-      <w:pPr>
-        <w:spacing w:before="240" w:after="120"/>
-      </w:pPr>
-      <w:r>
-        <w:drawing>
-          <wp:inline distT="0" distB="0" distL="114300" distR="114300">
-            <wp:extent cx="5728335" cy="1562100"/>
-            <wp:effectExtent l="0" t="0" r="1905" b="7620"/>
-            <wp:docPr id="3" name="Picture 1"/>
-            <wp:cNvGraphicFramePr>
-              <a:graphicFrameLocks xmlns:a="http://schemas.openxmlformats.org/drawingml/2006/main" noChangeAspect="1"/>
-            </wp:cNvGraphicFramePr>
-            <a:graphic xmlns:a="http://schemas.openxmlformats.org/drawingml/2006/main">
-              <a:graphicData uri="http://schemas.openxmlformats.org/drawingml/2006/picture">
-                <pic:pic xmlns:pic="http://schemas.openxmlformats.org/drawingml/2006/picture">
-                  <pic:nvPicPr>
-                    <pic:cNvPr id="3" name="Picture 1"/>
-                    <pic:cNvPicPr>
-                      <a:picLocks noChangeAspect="1"/>
-                    </pic:cNvPicPr>
-                  </pic:nvPicPr>
-                  <pic:blipFill>
-                    <a:blip r:embed="rId7"/>
-                    <a:stretch>
-                      <a:fillRect/>
-                    </a:stretch>
-                  </pic:blipFill>
-                  <pic:spPr>
-                    <a:xfrm>
-                      <a:off x="0" y="0"/>
-                      <a:ext cx="5728335" cy="1562100"/>
+                      <a:ext cx="3870960" cy="3084830"/>
                     </a:xfrm>
                     <a:prstGeom prst="rect">
                       <a:avLst/>
@@ -360,32 +308,13 @@
     <w:p>
       <w:pPr>
         <w:spacing w:before="240" w:after="120"/>
-        <w:ind w:left="3000" w:leftChars="0" w:firstLine="500" w:firstLineChars="0"/>
-        <w:rPr>
-          <w:rFonts w:hint="default"/>
-          <w:lang w:val="en-IN"/>
-        </w:rPr>
-      </w:pPr>
-      <w:r>
-        <w:rPr>
-          <w:rFonts w:hint="default"/>
-          <w:lang w:val="en-IN"/>
-        </w:rPr>
-        <w:t>(Admin Role)</w:t>
-      </w:r>
-      <w:bookmarkStart w:id="0" w:name="_GoBack"/>
-      <w:bookmarkEnd w:id="0"/>
-    </w:p>
-    <w:p>
-      <w:pPr>
-        <w:spacing w:before="240" w:after="120"/>
       </w:pPr>
       <w:r>
         <w:drawing>
           <wp:inline distT="0" distB="0" distL="114300" distR="114300">
-            <wp:extent cx="5718175" cy="1212215"/>
-            <wp:effectExtent l="0" t="0" r="12065" b="6985"/>
-            <wp:docPr id="5" name="Picture 1"/>
+            <wp:extent cx="5723890" cy="2744470"/>
+            <wp:effectExtent l="0" t="0" r="6350" b="13970"/>
+            <wp:docPr id="8" name="Picture 4"/>
             <wp:cNvGraphicFramePr>
               <a:graphicFrameLocks xmlns:a="http://schemas.openxmlformats.org/drawingml/2006/main" noChangeAspect="1"/>
             </wp:cNvGraphicFramePr>
@@ -393,13 +322,13 @@
               <a:graphicData uri="http://schemas.openxmlformats.org/drawingml/2006/picture">
                 <pic:pic xmlns:pic="http://schemas.openxmlformats.org/drawingml/2006/picture">
                   <pic:nvPicPr>
-                    <pic:cNvPr id="5" name="Picture 1"/>
+                    <pic:cNvPr id="8" name="Picture 4"/>
                     <pic:cNvPicPr>
                       <a:picLocks noChangeAspect="1"/>
                     </pic:cNvPicPr>
                   </pic:nvPicPr>
                   <pic:blipFill>
-                    <a:blip r:embed="rId8"/>
+                    <a:blip r:embed="rId7"/>
                     <a:stretch>
                       <a:fillRect/>
                     </a:stretch>
@@ -407,7 +336,7 @@
                   <pic:spPr>
                     <a:xfrm>
                       <a:off x="0" y="0"/>
-                      <a:ext cx="5718175" cy="1212215"/>
+                      <a:ext cx="5723890" cy="2744470"/>
                     </a:xfrm>
                     <a:prstGeom prst="rect">
                       <a:avLst/>
@@ -427,46 +356,13 @@
     <w:p>
       <w:pPr>
         <w:spacing w:before="240" w:after="120"/>
-        <w:ind w:left="3000" w:leftChars="0" w:firstLine="500" w:firstLineChars="0"/>
-        <w:rPr>
-          <w:rFonts w:hint="default"/>
-          <w:lang w:val="en-IN"/>
-        </w:rPr>
-      </w:pPr>
-      <w:r>
-        <w:rPr>
-          <w:rFonts w:hint="default"/>
-          <w:lang w:val="en-IN"/>
-        </w:rPr>
-        <w:t>(Student Role)</w:t>
-      </w:r>
-    </w:p>
-    <w:p>
-      <w:pPr>
-        <w:spacing w:before="240" w:after="120"/>
-        <w:rPr>
-          <w:rFonts w:hint="default" w:ascii="Times New Roman" w:hAnsi="Times New Roman" w:eastAsia="Times New Roman" w:cs="Times New Roman"/>
-          <w:b/>
-          <w:bCs/>
-          <w:sz w:val="28"/>
-          <w:szCs w:val="28"/>
-          <w:lang w:val="en-IN"/>
-        </w:rPr>
-      </w:pPr>
-      <w:r>
-        <w:rPr>
-          <w:rFonts w:hint="default" w:ascii="Times New Roman" w:hAnsi="Times New Roman" w:eastAsia="Times New Roman" w:cs="Times New Roman"/>
-          <w:b/>
-          <w:bCs/>
-          <w:sz w:val="28"/>
-          <w:szCs w:val="28"/>
-          <w:lang w:val="en-IN"/>
-        </w:rPr>
+      </w:pPr>
+      <w:r>
         <w:drawing>
           <wp:inline distT="0" distB="0" distL="114300" distR="114300">
-            <wp:extent cx="5726430" cy="2768600"/>
-            <wp:effectExtent l="0" t="0" r="3810" b="5080"/>
-            <wp:docPr id="4" name="Picture 4" descr="Screenshot 2026-10-13 024554"/>
+            <wp:extent cx="5727700" cy="2665730"/>
+            <wp:effectExtent l="28575" t="28575" r="34925" b="33655"/>
+            <wp:docPr id="9" name="Picture 5"/>
             <wp:cNvGraphicFramePr>
               <a:graphicFrameLocks xmlns:a="http://schemas.openxmlformats.org/drawingml/2006/main" noChangeAspect="1"/>
             </wp:cNvGraphicFramePr>
@@ -474,7 +370,94 @@
               <a:graphicData uri="http://schemas.openxmlformats.org/drawingml/2006/picture">
                 <pic:pic xmlns:pic="http://schemas.openxmlformats.org/drawingml/2006/picture">
                   <pic:nvPicPr>
-                    <pic:cNvPr id="4" name="Picture 4" descr="Screenshot 2026-10-13 024554"/>
+                    <pic:cNvPr id="9" name="Picture 5"/>
+                    <pic:cNvPicPr>
+                      <a:picLocks noChangeAspect="1"/>
+                    </pic:cNvPicPr>
+                  </pic:nvPicPr>
+                  <pic:blipFill>
+                    <a:blip r:embed="rId8"/>
+                    <a:stretch>
+                      <a:fillRect/>
+                    </a:stretch>
+                  </pic:blipFill>
+                  <pic:spPr>
+                    <a:xfrm>
+                      <a:off x="0" y="0"/>
+                      <a:ext cx="5727700" cy="2665730"/>
+                    </a:xfrm>
+                    <a:prstGeom prst="rect">
+                      <a:avLst/>
+                    </a:prstGeom>
+                    <a:noFill/>
+                    <a:ln w="28575">
+                      <a:solidFill>
+                        <a:schemeClr val="tx2"/>
+                      </a:solidFill>
+                    </a:ln>
+                  </pic:spPr>
+                </pic:pic>
+              </a:graphicData>
+            </a:graphic>
+          </wp:inline>
+        </w:drawing>
+      </w:r>
+    </w:p>
+    <w:p>
+      <w:pPr>
+        <w:spacing w:before="240" w:after="120"/>
+        <w:ind w:left="3000" w:leftChars="0" w:firstLine="500" w:firstLineChars="0"/>
+        <w:rPr>
+          <w:rFonts w:hint="default"/>
+          <w:lang w:val="en-IN"/>
+        </w:rPr>
+      </w:pPr>
+      <w:r>
+        <w:rPr>
+          <w:rFonts w:hint="default"/>
+          <w:lang w:val="en-IN"/>
+        </w:rPr>
+        <w:t>(Admin Role)</w:t>
+      </w:r>
+    </w:p>
+    <w:p>
+      <w:pPr>
+        <w:spacing w:before="240" w:after="120"/>
+        <w:ind w:left="3000" w:leftChars="0" w:firstLine="500" w:firstLineChars="0"/>
+        <w:rPr>
+          <w:rFonts w:hint="default"/>
+          <w:lang w:val="en-IN"/>
+        </w:rPr>
+      </w:pPr>
+    </w:p>
+    <w:p>
+      <w:pPr>
+        <w:spacing w:before="240" w:after="120"/>
+        <w:ind w:left="3000" w:leftChars="0" w:firstLine="500" w:firstLineChars="0"/>
+        <w:rPr>
+          <w:rFonts w:hint="default"/>
+          <w:lang w:val="en-IN"/>
+        </w:rPr>
+      </w:pPr>
+    </w:p>
+    <w:p>
+      <w:pPr>
+        <w:spacing w:before="240" w:after="120"/>
+      </w:pPr>
+      <w:r>
+        <w:drawing>
+          <wp:inline distT="0" distB="0" distL="114300" distR="114300">
+            <wp:extent cx="5727065" cy="2619375"/>
+            <wp:effectExtent l="0" t="0" r="3175" b="1905"/>
+            <wp:docPr id="6" name="Picture 2"/>
+            <wp:cNvGraphicFramePr>
+              <a:graphicFrameLocks xmlns:a="http://schemas.openxmlformats.org/drawingml/2006/main" noChangeAspect="1"/>
+            </wp:cNvGraphicFramePr>
+            <a:graphic xmlns:a="http://schemas.openxmlformats.org/drawingml/2006/main">
+              <a:graphicData uri="http://schemas.openxmlformats.org/drawingml/2006/picture">
+                <pic:pic xmlns:pic="http://schemas.openxmlformats.org/drawingml/2006/picture">
+                  <pic:nvPicPr>
+                    <pic:cNvPr id="6" name="Picture 2"/>
                     <pic:cNvPicPr>
                       <a:picLocks noChangeAspect="1"/>
                     </pic:cNvPicPr>
@@ -488,11 +471,15 @@
                   <pic:spPr>
                     <a:xfrm>
                       <a:off x="0" y="0"/>
-                      <a:ext cx="5726430" cy="2768600"/>
+                      <a:ext cx="5727065" cy="2619375"/>
                     </a:xfrm>
                     <a:prstGeom prst="rect">
                       <a:avLst/>
                     </a:prstGeom>
+                    <a:noFill/>
+                    <a:ln>
+                      <a:noFill/>
+                    </a:ln>
                   </pic:spPr>
                 </pic:pic>
               </a:graphicData>
@@ -504,61 +491,89 @@
     <w:p>
       <w:pPr>
         <w:spacing w:before="240" w:after="120"/>
-      </w:pPr>
-      <w:r>
-        <w:rPr>
-          <w:rFonts w:ascii="Times New Roman" w:hAnsi="Times New Roman" w:eastAsia="Times New Roman" w:cs="Times New Roman"/>
+        <w:jc w:val="both"/>
+        <w:rPr>
+          <w:rFonts w:hint="default"/>
+          <w:lang w:val="en-IN"/>
+        </w:rPr>
+      </w:pPr>
+      <w:r>
+        <w:rPr>
+          <w:rFonts w:hint="default"/>
+          <w:lang w:val="en-IN"/>
+        </w:rPr>
+        <w:t>(Student Role</w:t>
+      </w:r>
+      <w:r>
+        <w:rPr>
+          <w:rFonts w:hint="default"/>
+          <w:lang w:val="en-US"/>
+        </w:rPr>
+        <w:t xml:space="preserve"> - admin page is not here and student cannot see other student detail and cannot add and delete event </w:t>
+      </w:r>
+      <w:r>
+        <w:rPr>
+          <w:rFonts w:hint="default"/>
+          <w:lang w:val="en-IN"/>
+        </w:rPr>
+        <w:t>)</w:t>
+      </w:r>
+    </w:p>
+    <w:p>
+      <w:pPr>
+        <w:spacing w:before="240" w:after="120"/>
+        <w:rPr>
+          <w:rFonts w:hint="default" w:ascii="Times New Roman" w:hAnsi="Times New Roman" w:eastAsia="Times New Roman" w:cs="Times New Roman"/>
           <w:b/>
           <w:bCs/>
           <w:sz w:val="28"/>
           <w:szCs w:val="28"/>
+          <w:lang w:val="en-IN"/>
+        </w:rPr>
+      </w:pPr>
+    </w:p>
+    <w:p>
+      <w:pPr>
+        <w:spacing w:before="240" w:after="120"/>
+      </w:pPr>
+      <w:r>
+        <w:rPr>
+          <w:rFonts w:ascii="Times New Roman" w:hAnsi="Times New Roman" w:eastAsia="Times New Roman" w:cs="Times New Roman"/>
+          <w:b/>
+          <w:bCs/>
+          <w:sz w:val="28"/>
+          <w:szCs w:val="28"/>
         </w:rPr>
         <w:t>GitHub Repository Link:</w:t>
       </w:r>
     </w:p>
     <w:p>
-      <w:pPr>
-        <w:spacing w:after="120" w:line="276" w:lineRule="auto"/>
-        <w:rPr>
-          <w:rFonts w:hint="default"/>
-        </w:rPr>
-      </w:pPr>
-      <w:r>
-        <w:rPr>
-          <w:rFonts w:hint="default"/>
-        </w:rPr>
+      <w:r>
         <w:fldChar w:fldCharType="begin"/>
       </w:r>
       <w:r>
-        <w:rPr>
-          <w:rFonts w:hint="default"/>
-        </w:rPr>
-        <w:instrText xml:space="preserve"> HYPERLINK "https://github.com/ayushposhiya00-lab/Student-Hub/tree/main/Practical-10" </w:instrText>
-      </w:r>
-      <w:r>
-        <w:rPr>
-          <w:rFonts w:hint="default"/>
-        </w:rPr>
+        <w:instrText xml:space="preserve"> HYPERLINK "https://github.com/yakshu205/StudentHub/tree/main/Practical-9%2C10%2C11%2C12" </w:instrText>
+      </w:r>
+      <w:r>
         <w:fldChar w:fldCharType="separate"/>
       </w:r>
       <w:r>
         <w:rPr>
           <w:rStyle w:val="14"/>
-          <w:rFonts w:hint="default"/>
-        </w:rPr>
-        <w:t>https://github.com/ayushposhiya00-lab/Student-Hub/tree/main/Practical-10</w:t>
-      </w:r>
-      <w:r>
-        <w:rPr>
-          <w:rFonts w:hint="default"/>
-        </w:rPr>
+        </w:rPr>
+        <w:t>https://github.com/yakshu205/StudentHub/tree/main/Practical-9%2C10%2C11%2C12</w:t>
+      </w:r>
+      <w:r>
         <w:fldChar w:fldCharType="end"/>
       </w:r>
     </w:p>
-    <w:p>
-      <w:r>
-        <w:br w:type="page"/>
-      </w:r>
+    <w:p/>
+    <w:p/>
+    <w:p/>
+    <w:p/>
+    <w:p>
+      <w:bookmarkStart w:id="0" w:name="_GoBack"/>
+      <w:bookmarkEnd w:id="0"/>
     </w:p>
     <w:p>
       <w:pPr>
@@ -717,7 +732,19 @@
         <w:szCs w:val="24"/>
         <w:highlight w:val="yellow"/>
       </w:rPr>
-      <w:t>25DCE092</w:t>
+      <w:t>25DCE0</w:t>
+    </w:r>
+    <w:r>
+      <w:rPr>
+        <w:rFonts w:hint="default" w:cs="Times New Roman"/>
+        <w:b/>
+        <w:bCs/>
+        <w:sz w:val="24"/>
+        <w:szCs w:val="24"/>
+        <w:highlight w:val="yellow"/>
+        <w:lang w:val="en-US"/>
+      </w:rPr>
+      <w:t>14</w:t>
     </w:r>
     <w:r>
       <w:rPr>

--- a/Practical-9,10,11,12/Practical_10.docx
+++ b/Practical-9,10,11,12/Practical_10.docx
@@ -444,6 +444,7 @@
       <w:pPr>
         <w:spacing w:before="240" w:after="120"/>
       </w:pPr>
+      <w:bookmarkStart w:id="0" w:name="_GoBack"/>
       <w:r>
         <w:drawing>
           <wp:inline distT="0" distB="0" distL="114300" distR="114300">
@@ -487,6 +488,7 @@
           </wp:inline>
         </w:drawing>
       </w:r>
+      <w:bookmarkEnd w:id="0"/>
     </w:p>
     <w:p>
       <w:pPr>
@@ -571,10 +573,7 @@
     <w:p/>
     <w:p/>
     <w:p/>
-    <w:p>
-      <w:bookmarkStart w:id="0" w:name="_GoBack"/>
-      <w:bookmarkEnd w:id="0"/>
-    </w:p>
+    <w:p/>
     <w:p>
       <w:pPr>
         <w:spacing w:after="160"/>
@@ -708,6 +707,7 @@
       <w:footerReference r:id="rId4" w:type="default"/>
       <w:pgSz w:w="11906" w:h="16838"/>
       <w:pgMar w:top="1440" w:right="1440" w:bottom="1440" w:left="1440" w:header="708" w:footer="708" w:gutter="0"/>
+      <w:pgNumType w:start="54"/>
       <w:cols w:space="720" w:num="1"/>
       <w:docGrid w:linePitch="360" w:charSpace="0"/>
     </w:sectPr>
